--- a/Extra/Borden met garenkleuren/Borden met garenkleuren.docx
+++ b/Extra/Borden met garenkleuren/Borden met garenkleuren.docx
@@ -37,13 +37,13 @@
         <mc:AlternateContent>
           <mc:Choice Requires="wps">
             <w:drawing>
-              <wp:anchor distT="0" distB="0" distL="114300" distR="114300" simplePos="0" relativeHeight="251659264" behindDoc="0" locked="0" layoutInCell="1" allowOverlap="1" wp14:anchorId="43E4E040" wp14:editId="505E4921">
+              <wp:anchor distT="0" distB="0" distL="114300" distR="114300" simplePos="0" relativeHeight="251659264" behindDoc="0" locked="0" layoutInCell="1" allowOverlap="1" wp14:anchorId="43E4E040" wp14:editId="28B16F4E">
                 <wp:simplePos x="0" y="0"/>
                 <wp:positionH relativeFrom="page">
                   <wp:align>center</wp:align>
                 </wp:positionH>
                 <wp:positionV relativeFrom="page">
-                  <wp:posOffset>5274945</wp:posOffset>
+                  <wp:posOffset>756285</wp:posOffset>
                 </wp:positionV>
                 <wp:extent cx="5806800" cy="1324800"/>
                 <wp:effectExtent l="0" t="0" r="3810" b="8890"/>
@@ -114,7 +114,7 @@
                 <v:stroke joinstyle="miter"/>
                 <v:path gradientshapeok="t" o:connecttype="rect"/>
               </v:shapetype>
-              <v:shape id="Text Box 1" o:spid="_x0000_s1026" type="#_x0000_t202" style="position:absolute;left:0;text-align:left;margin-left:0;margin-top:415.35pt;width:457.25pt;height:104.3pt;z-index:251659264;visibility:visible;mso-wrap-style:square;mso-width-percent:0;mso-height-percent:0;mso-wrap-distance-left:9pt;mso-wrap-distance-top:0;mso-wrap-distance-right:9pt;mso-wrap-distance-bottom:0;mso-position-horizontal:center;mso-position-horizontal-relative:page;mso-position-vertical:absolute;mso-position-vertical-relative:page;mso-width-percent:0;mso-height-percent:0;mso-width-relative:margin;mso-height-relative:margin;v-text-anchor:top" o:gfxdata="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" fillcolor="white [3201]" stroked="f" strokeweight=".5pt">
+              <v:shape id="Text Box 1" o:spid="_x0000_s1026" type="#_x0000_t202" style="position:absolute;left:0;text-align:left;margin-left:0;margin-top:59.55pt;width:457.25pt;height:104.3pt;z-index:251659264;visibility:visible;mso-wrap-style:square;mso-width-percent:0;mso-height-percent:0;mso-wrap-distance-left:9pt;mso-wrap-distance-top:0;mso-wrap-distance-right:9pt;mso-wrap-distance-bottom:0;mso-position-horizontal:center;mso-position-horizontal-relative:page;mso-position-vertical:absolute;mso-position-vertical-relative:page;mso-width-percent:0;mso-height-percent:0;mso-width-relative:margin;mso-height-relative:margin;v-text-anchor:top" o:gfxdata="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" fillcolor="white [3201]" stroked="f" strokeweight=".5pt">
                 <v:textbox>
                   <w:txbxContent>
                     <w:p>
@@ -270,6 +270,7 @@
       </w:r>
     </w:p>
     <w:sectPr>
+      <w:footerReference w:type="default" r:id="rId6"/>
       <w:pgSz w:w="16838" w:h="11906" w:orient="landscape"/>
       <w:pgMar w:top="1701" w:right="720" w:bottom="720" w:left="720" w:header="709" w:footer="709" w:gutter="0"/>
       <w:cols w:space="708"/>
@@ -277,6 +278,132 @@
     </w:sectPr>
   </w:body>
 </w:document>
+</file>
+
+<file path=word/endnotes.xml><?xml version="1.0" encoding="utf-8"?>
+<w:endnotes xmlns:wpc="http://schemas.microsoft.com/office/word/2010/wordprocessingCanvas" xmlns:cx="http://schemas.microsoft.com/office/drawing/2014/chartex" xmlns:cx1="http://schemas.microsoft.com/office/drawing/2015/9/8/chartex" xmlns:cx2="http://schemas.microsoft.com/office/drawing/2015/10/21/chartex" xmlns:cx3="http://schemas.microsoft.com/office/drawing/2016/5/9/chartex" xmlns:cx4="http://schemas.microsoft.com/office/drawing/2016/5/10/chartex" xmlns:cx5="http://schemas.microsoft.com/office/drawing/2016/5/11/chartex" xmlns:cx6="http://schemas.microsoft.com/office/drawing/2016/5/12/chartex" xmlns:cx7="http://schemas.microsoft.com/office/drawing/2016/5/13/chartex" xmlns:cx8="http://schemas.microsoft.com/office/drawing/2016/5/14/chartex" xmlns:mc="http://schemas.openxmlformats.org/markup-compatibility/2006" xmlns:aink="http://schemas.microsoft.com/office/drawing/2016/ink" xmlns:am3d="http://schemas.microsoft.com/office/drawing/2017/model3d" xmlns:o="urn:schemas-microsoft-com:office:office" xmlns:oel="http://schemas.microsoft.com/office/2019/extlst" xmlns:r="http://schemas.openxmlformats.org/officeDocument/2006/relationships" xmlns:m="http://schemas.openxmlformats.org/officeDocument/2006/math" xmlns:v="urn:schemas-microsoft-com:vml" xmlns:wp14="http://schemas.microsoft.com/office/word/2010/wordprocessingDrawing" xmlns:wp="http://schemas.openxmlformats.org/drawingml/2006/wordprocessingDrawing" xmlns:w10="urn:schemas-microsoft-com:office:word" xmlns:w="http://schemas.openxmlformats.org/wordprocessingml/2006/main" xmlns:w14="http://schemas.microsoft.com/office/word/2010/wordml" xmlns:w15="http://schemas.microsoft.com/office/word/2012/wordml" xmlns:w16cex="http://schemas.microsoft.com/office/word/2018/wordml/cex" xmlns:w16cid="http://schemas.microsoft.com/office/word/2016/wordml/cid" xmlns:w16="http://schemas.microsoft.com/office/word/2018/wordml" xmlns:w16du="http://schemas.microsoft.com/office/word/2023/wordml/word16du" xmlns:w16sdtdh="http://schemas.microsoft.com/office/word/2020/wordml/sdtdatahash" xmlns:w16sdtfl="http://schemas.microsoft.com/office/word/2024/wordml/sdtformatlock" xmlns:w16se="http://schemas.microsoft.com/office/word/2015/wordml/symex" xmlns:wpg="http://schemas.microsoft.com/office/word/2010/wordprocessingGroup" xmlns:wpi="http://schemas.microsoft.com/office/word/2010/wordprocessingInk" xmlns:wne="http://schemas.microsoft.com/office/word/2006/wordml" xmlns:wps="http://schemas.microsoft.com/office/word/2010/wordprocessingShape" mc:Ignorable="w14 w15 w16se w16cid w16 w16cex w16sdtdh w16sdtfl w16du wp14">
+  <w:endnote w:type="separator" w:id="-1">
+    <w:p>
+      <w:pPr>
+        <w:spacing w:after="0" w:line="240" w:lineRule="auto"/>
+      </w:pPr>
+      <w:r>
+        <w:separator/>
+      </w:r>
+    </w:p>
+  </w:endnote>
+  <w:endnote w:type="continuationSeparator" w:id="0">
+    <w:p>
+      <w:pPr>
+        <w:spacing w:after="0" w:line="240" w:lineRule="auto"/>
+      </w:pPr>
+      <w:r>
+        <w:continuationSeparator/>
+      </w:r>
+    </w:p>
+  </w:endnote>
+</w:endnotes>
+</file>
+
+<file path=word/footer1.xml><?xml version="1.0" encoding="utf-8"?>
+<w:ftr xmlns:wpc="http://schemas.microsoft.com/office/word/2010/wordprocessingCanvas" xmlns:cx="http://schemas.microsoft.com/office/drawing/2014/chartex" xmlns:cx1="http://schemas.microsoft.com/office/drawing/2015/9/8/chartex" xmlns:cx2="http://schemas.microsoft.com/office/drawing/2015/10/21/chartex" xmlns:cx3="http://schemas.microsoft.com/office/drawing/2016/5/9/chartex" xmlns:cx4="http://schemas.microsoft.com/office/drawing/2016/5/10/chartex" xmlns:cx5="http://schemas.microsoft.com/office/drawing/2016/5/11/chartex" xmlns:cx6="http://schemas.microsoft.com/office/drawing/2016/5/12/chartex" xmlns:cx7="http://schemas.microsoft.com/office/drawing/2016/5/13/chartex" xmlns:cx8="http://schemas.microsoft.com/office/drawing/2016/5/14/chartex" xmlns:mc="http://schemas.openxmlformats.org/markup-compatibility/2006" xmlns:aink="http://schemas.microsoft.com/office/drawing/2016/ink" xmlns:am3d="http://schemas.microsoft.com/office/drawing/2017/model3d" xmlns:o="urn:schemas-microsoft-com:office:office" xmlns:oel="http://schemas.microsoft.com/office/2019/extlst" xmlns:r="http://schemas.openxmlformats.org/officeDocument/2006/relationships" xmlns:m="http://schemas.openxmlformats.org/officeDocument/2006/math" xmlns:v="urn:schemas-microsoft-com:vml" xmlns:wp14="http://schemas.microsoft.com/office/word/2010/wordprocessingDrawing" xmlns:wp="http://schemas.openxmlformats.org/drawingml/2006/wordprocessingDrawing" xmlns:w10="urn:schemas-microsoft-com:office:word" xmlns:w="http://schemas.openxmlformats.org/wordprocessingml/2006/main" xmlns:w14="http://schemas.microsoft.com/office/word/2010/wordml" xmlns:w15="http://schemas.microsoft.com/office/word/2012/wordml" xmlns:w16cex="http://schemas.microsoft.com/office/word/2018/wordml/cex" xmlns:w16cid="http://schemas.microsoft.com/office/word/2016/wordml/cid" xmlns:w16="http://schemas.microsoft.com/office/word/2018/wordml" xmlns:w16du="http://schemas.microsoft.com/office/word/2023/wordml/word16du" xmlns:w16sdtdh="http://schemas.microsoft.com/office/word/2020/wordml/sdtdatahash" xmlns:w16sdtfl="http://schemas.microsoft.com/office/word/2024/wordml/sdtformatlock" xmlns:w16se="http://schemas.microsoft.com/office/word/2015/wordml/symex" xmlns:wpg="http://schemas.microsoft.com/office/word/2010/wordprocessingGroup" xmlns:wpi="http://schemas.microsoft.com/office/word/2010/wordprocessingInk" xmlns:wne="http://schemas.microsoft.com/office/word/2006/wordml" xmlns:wps="http://schemas.microsoft.com/office/word/2010/wordprocessingShape" mc:Ignorable="w14 w15 w16se w16cid w16 w16cex w16sdtdh w16sdtfl w16du wp14">
+  <w:p>
+    <w:pPr>
+      <w:pStyle w:val="Footer"/>
+      <w:jc w:val="center"/>
+      <w:rPr>
+        <w:sz w:val="72"/>
+        <w:szCs w:val="72"/>
+      </w:rPr>
+    </w:pPr>
+    <w:r>
+      <w:rPr>
+        <w:sz w:val="72"/>
+        <w:szCs w:val="72"/>
+      </w:rPr>
+      <w:t xml:space="preserve">Let op: </w:t>
+    </w:r>
+    <w:r>
+      <w:rPr>
+        <w:sz w:val="72"/>
+        <w:szCs w:val="72"/>
+      </w:rPr>
+      <w:t xml:space="preserve">De borduurmachines mogen </w:t>
+    </w:r>
+    <w:r>
+      <w:rPr>
+        <w:b/>
+        <w:bCs/>
+        <w:sz w:val="72"/>
+        <w:szCs w:val="72"/>
+      </w:rPr>
+      <w:t>uitsluitend</w:t>
+    </w:r>
+    <w:r>
+      <w:rPr>
+        <w:sz w:val="72"/>
+        <w:szCs w:val="72"/>
+      </w:rPr>
+      <w:t xml:space="preserve"> bediend worden door de </w:t>
+    </w:r>
+    <w:r>
+      <w:rPr>
+        <w:b/>
+        <w:bCs/>
+        <w:sz w:val="72"/>
+        <w:szCs w:val="72"/>
+      </w:rPr>
+      <w:t>begeleiders</w:t>
+    </w:r>
+    <w:r>
+      <w:rPr>
+        <w:sz w:val="72"/>
+        <w:szCs w:val="72"/>
+      </w:rPr>
+      <w:t>!</w:t>
+    </w:r>
+  </w:p>
+  <w:p>
+    <w:pPr>
+      <w:pStyle w:val="Footer"/>
+      <w:jc w:val="center"/>
+      <w:rPr>
+        <w:sz w:val="72"/>
+        <w:szCs w:val="72"/>
+      </w:rPr>
+    </w:pPr>
+  </w:p>
+  <w:p>
+    <w:pPr>
+      <w:pStyle w:val="Footer"/>
+    </w:pPr>
+  </w:p>
+</w:ftr>
+</file>
+
+<file path=word/footnotes.xml><?xml version="1.0" encoding="utf-8"?>
+<w:footnotes xmlns:wpc="http://schemas.microsoft.com/office/word/2010/wordprocessingCanvas" xmlns:cx="http://schemas.microsoft.com/office/drawing/2014/chartex" xmlns:cx1="http://schemas.microsoft.com/office/drawing/2015/9/8/chartex" xmlns:cx2="http://schemas.microsoft.com/office/drawing/2015/10/21/chartex" xmlns:cx3="http://schemas.microsoft.com/office/drawing/2016/5/9/chartex" xmlns:cx4="http://schemas.microsoft.com/office/drawing/2016/5/10/chartex" xmlns:cx5="http://schemas.microsoft.com/office/drawing/2016/5/11/chartex" xmlns:cx6="http://schemas.microsoft.com/office/drawing/2016/5/12/chartex" xmlns:cx7="http://schemas.microsoft.com/office/drawing/2016/5/13/chartex" xmlns:cx8="http://schemas.microsoft.com/office/drawing/2016/5/14/chartex" xmlns:mc="http://schemas.openxmlformats.org/markup-compatibility/2006" xmlns:aink="http://schemas.microsoft.com/office/drawing/2016/ink" xmlns:am3d="http://schemas.microsoft.com/office/drawing/2017/model3d" xmlns:o="urn:schemas-microsoft-com:office:office" xmlns:oel="http://schemas.microsoft.com/office/2019/extlst" xmlns:r="http://schemas.openxmlformats.org/officeDocument/2006/relationships" xmlns:m="http://schemas.openxmlformats.org/officeDocument/2006/math" xmlns:v="urn:schemas-microsoft-com:vml" xmlns:wp14="http://schemas.microsoft.com/office/word/2010/wordprocessingDrawing" xmlns:wp="http://schemas.openxmlformats.org/drawingml/2006/wordprocessingDrawing" xmlns:w10="urn:schemas-microsoft-com:office:word" xmlns:w="http://schemas.openxmlformats.org/wordprocessingml/2006/main" xmlns:w14="http://schemas.microsoft.com/office/word/2010/wordml" xmlns:w15="http://schemas.microsoft.com/office/word/2012/wordml" xmlns:w16cex="http://schemas.microsoft.com/office/word/2018/wordml/cex" xmlns:w16cid="http://schemas.microsoft.com/office/word/2016/wordml/cid" xmlns:w16="http://schemas.microsoft.com/office/word/2018/wordml" xmlns:w16du="http://schemas.microsoft.com/office/word/2023/wordml/word16du" xmlns:w16sdtdh="http://schemas.microsoft.com/office/word/2020/wordml/sdtdatahash" xmlns:w16sdtfl="http://schemas.microsoft.com/office/word/2024/wordml/sdtformatlock" xmlns:w16se="http://schemas.microsoft.com/office/word/2015/wordml/symex" xmlns:wpg="http://schemas.microsoft.com/office/word/2010/wordprocessingGroup" xmlns:wpi="http://schemas.microsoft.com/office/word/2010/wordprocessingInk" xmlns:wne="http://schemas.microsoft.com/office/word/2006/wordml" xmlns:wps="http://schemas.microsoft.com/office/word/2010/wordprocessingShape" mc:Ignorable="w14 w15 w16se w16cid w16 w16cex w16sdtdh w16sdtfl w16du wp14">
+  <w:footnote w:type="separator" w:id="-1">
+    <w:p>
+      <w:pPr>
+        <w:spacing w:after="0" w:line="240" w:lineRule="auto"/>
+      </w:pPr>
+      <w:r>
+        <w:separator/>
+      </w:r>
+    </w:p>
+  </w:footnote>
+  <w:footnote w:type="continuationSeparator" w:id="0">
+    <w:p>
+      <w:pPr>
+        <w:spacing w:after="0" w:line="240" w:lineRule="auto"/>
+      </w:pPr>
+      <w:r>
+        <w:continuationSeparator/>
+      </w:r>
+    </w:p>
+  </w:footnote>
+</w:footnotes>
 </file>
 
 <file path=word/styles.xml><?xml version="1.0" encoding="utf-8"?>
@@ -1197,6 +1324,50 @@
       <w:spacing w:val="5"/>
     </w:rPr>
   </w:style>
+  <w:style w:type="paragraph" w:styleId="Header">
+    <w:name w:val="header"/>
+    <w:basedOn w:val="Normal"/>
+    <w:link w:val="HeaderChar"/>
+    <w:uiPriority w:val="99"/>
+    <w:unhideWhenUsed/>
+    <w:rsid w:val="00851431"/>
+    <w:pPr>
+      <w:tabs>
+        <w:tab w:val="center" w:pos="4536"/>
+        <w:tab w:val="right" w:pos="9072"/>
+      </w:tabs>
+      <w:spacing w:after="0" w:line="240" w:lineRule="auto"/>
+    </w:pPr>
+  </w:style>
+  <w:style w:type="character" w:customStyle="1" w:styleId="HeaderChar">
+    <w:name w:val="Header Char"/>
+    <w:basedOn w:val="DefaultParagraphFont"/>
+    <w:link w:val="Header"/>
+    <w:uiPriority w:val="99"/>
+    <w:rsid w:val="00851431"/>
+  </w:style>
+  <w:style w:type="paragraph" w:styleId="Footer">
+    <w:name w:val="footer"/>
+    <w:basedOn w:val="Normal"/>
+    <w:link w:val="FooterChar"/>
+    <w:uiPriority w:val="99"/>
+    <w:unhideWhenUsed/>
+    <w:rsid w:val="00851431"/>
+    <w:pPr>
+      <w:tabs>
+        <w:tab w:val="center" w:pos="4536"/>
+        <w:tab w:val="right" w:pos="9072"/>
+      </w:tabs>
+      <w:spacing w:after="0" w:line="240" w:lineRule="auto"/>
+    </w:pPr>
+  </w:style>
+  <w:style w:type="character" w:customStyle="1" w:styleId="FooterChar">
+    <w:name w:val="Footer Char"/>
+    <w:basedOn w:val="DefaultParagraphFont"/>
+    <w:link w:val="Footer"/>
+    <w:uiPriority w:val="99"/>
+    <w:rsid w:val="00851431"/>
+  </w:style>
 </w:styles>
 </file>
 
